--- a/NRHS/Requirements/AI_Instructions.docx
+++ b/NRHS/Requirements/AI_Instructions.docx
@@ -34,25 +34,23 @@
           <w:szCs w:val="22"/>
           <w:lang w:val="en-US"/>
         </w:rPr>
-        <w:t xml:space="preserve"> subject wise. I have attached the excel with name “</w:t>
-      </w:r>
-      <w:proofErr w:type="spellStart"/>
-      <w:r>
-        <w:rPr>
-          <w:sz w:val="22"/>
-          <w:szCs w:val="22"/>
-          <w:lang w:val="en-US"/>
-        </w:rPr>
-        <w:t>NRHS_Information.xlxs</w:t>
-      </w:r>
-      <w:proofErr w:type="spellEnd"/>
-      <w:r>
-        <w:rPr>
-          <w:sz w:val="22"/>
-          <w:szCs w:val="22"/>
-          <w:lang w:val="en-US"/>
-        </w:rPr>
-        <w:t xml:space="preserve"> has 3 spread sheets.</w:t>
+        <w:t xml:space="preserve"> subject wise. I have attached the excel with name “NRHS_Information.xl</w:t>
+      </w:r>
+      <w:r>
+        <w:rPr>
+          <w:sz w:val="22"/>
+          <w:szCs w:val="22"/>
+          <w:lang w:val="en-US"/>
+        </w:rPr>
+        <w:t xml:space="preserve">sx </w:t>
+      </w:r>
+      <w:r>
+        <w:rPr>
+          <w:sz w:val="22"/>
+          <w:szCs w:val="22"/>
+          <w:lang w:val="en-US"/>
+        </w:rPr>
+        <w:t>has 3 spread sheets.</w:t>
       </w:r>
     </w:p>
     <w:p>
@@ -265,25 +263,55 @@
           <w:szCs w:val="22"/>
           <w:lang w:val="en-US"/>
         </w:rPr>
-        <w:t>The teacher allotted to period 1 should take period 8 as a must except for 8, 9 &amp; 10 classes. The period 1 teacher allotment is given in “</w:t>
-      </w:r>
-      <w:proofErr w:type="spellStart"/>
-      <w:r>
-        <w:rPr>
-          <w:sz w:val="22"/>
-          <w:szCs w:val="22"/>
-          <w:lang w:val="en-US"/>
-        </w:rPr>
-        <w:t>NRHS_Information.xlxs</w:t>
-      </w:r>
-      <w:proofErr w:type="spellEnd"/>
-      <w:r>
-        <w:rPr>
-          <w:sz w:val="22"/>
-          <w:szCs w:val="22"/>
-          <w:lang w:val="en-US"/>
-        </w:rPr>
-        <w:t>” document file named as Period 1 teacher allotment.</w:t>
+        <w:t xml:space="preserve">The </w:t>
+      </w:r>
+      <w:r>
+        <w:rPr>
+          <w:sz w:val="22"/>
+          <w:szCs w:val="22"/>
+          <w:lang w:val="en-US"/>
+        </w:rPr>
+        <w:t>Class T</w:t>
+      </w:r>
+      <w:r>
+        <w:rPr>
+          <w:sz w:val="22"/>
+          <w:szCs w:val="22"/>
+          <w:lang w:val="en-US"/>
+        </w:rPr>
+        <w:t xml:space="preserve">eacher </w:t>
+      </w:r>
+      <w:r>
+        <w:rPr>
+          <w:sz w:val="22"/>
+          <w:szCs w:val="22"/>
+          <w:lang w:val="en-US"/>
+        </w:rPr>
+        <w:t xml:space="preserve">&amp; Study Hour </w:t>
+      </w:r>
+      <w:r>
+        <w:rPr>
+          <w:sz w:val="22"/>
+          <w:szCs w:val="22"/>
+          <w:lang w:val="en-US"/>
+        </w:rPr>
+        <w:t>allotment</w:t>
+      </w:r>
+      <w:r>
+        <w:rPr>
+          <w:sz w:val="22"/>
+          <w:szCs w:val="22"/>
+          <w:lang w:val="en-US"/>
+        </w:rPr>
+        <w:t xml:space="preserve"> is mentioned in “NRHS_Information.xlsx” in the spread sheet “Period 1 Teacher Allotment”. Exclude</w:t>
+      </w:r>
+      <w:r>
+        <w:rPr>
+          <w:sz w:val="22"/>
+          <w:szCs w:val="22"/>
+          <w:lang w:val="en-US"/>
+        </w:rPr>
+        <w:t xml:space="preserve"> 8, 9 &amp; 10 classes. </w:t>
       </w:r>
     </w:p>
     <w:p>
@@ -415,7 +443,19 @@
         <w:rPr>
           <w:lang w:val="en-US"/>
         </w:rPr>
-        <w:t>Try to allot leisure for every teacher after 2 to 3 periods.</w:t>
+        <w:t>Ensure not to allot Continue classes for teachers. Allot leisure in between</w:t>
+      </w:r>
+      <w:r>
+        <w:rPr>
+          <w:lang w:val="en-US"/>
+        </w:rPr>
+        <w:t>.</w:t>
+      </w:r>
+      <w:r>
+        <w:rPr>
+          <w:lang w:val="en-US"/>
+        </w:rPr>
+        <w:t xml:space="preserve"> Study Hour is not Counted.</w:t>
       </w:r>
     </w:p>
     <w:p>

--- a/NRHS/Requirements/AI_Instructions.docx
+++ b/NRHS/Requirements/AI_Instructions.docx
@@ -287,23 +287,7 @@
           <w:szCs w:val="22"/>
           <w:lang w:val="en-US"/>
         </w:rPr>
-        <w:t xml:space="preserve">&amp; Study Hour </w:t>
-      </w:r>
-      <w:r>
-        <w:rPr>
-          <w:sz w:val="22"/>
-          <w:szCs w:val="22"/>
-          <w:lang w:val="en-US"/>
-        </w:rPr>
-        <w:t>allotment</w:t>
-      </w:r>
-      <w:r>
-        <w:rPr>
-          <w:sz w:val="22"/>
-          <w:szCs w:val="22"/>
-          <w:lang w:val="en-US"/>
-        </w:rPr>
-        <w:t xml:space="preserve"> is mentioned in “NRHS_Information.xlsx” in the spread sheet “Period 1 Teacher Allotment”. Exclude</w:t>
+        <w:t>&amp; Study Hour allotment is mentioned in “NRHS_Information.xlsx” in the spread sheet “Period 1 Teacher Allotment”. Exclude</w:t>
       </w:r>
       <w:r>
         <w:rPr>
@@ -604,6 +588,79 @@
           <w:color w:val="121212"/>
         </w:rPr>
         <w:t xml:space="preserve">      11.There is no Study Hour for Classes 8,9 &amp; 10.Can allot classes to Gowtham, Riya &amp; Sunitha.</w:t>
+      </w:r>
+    </w:p>
+    <w:p>
+      <w:pPr>
+        <w:pStyle w:val="whitespace-pre-wrap"/>
+        <w:shd w:val="clear" w:color="auto" w:fill="EFEEEB"/>
+        <w:spacing w:before="0" w:beforeAutospacing="0" w:after="0" w:afterAutospacing="0"/>
+        <w:rPr>
+          <w:rFonts w:ascii="Segoe UI" w:hAnsi="Segoe UI" w:cs="Segoe UI"/>
+          <w:color w:val="121212"/>
+        </w:rPr>
+      </w:pPr>
+      <w:r>
+        <w:rPr>
+          <w:rFonts w:ascii="Segoe UI" w:hAnsi="Segoe UI" w:cs="Segoe UI"/>
+          <w:color w:val="121212"/>
+        </w:rPr>
+        <w:t>12. I need you to allot Chandrakala Class 2 Maths during 7</w:t>
+      </w:r>
+      <w:r>
+        <w:rPr>
+          <w:rFonts w:ascii="Segoe UI" w:hAnsi="Segoe UI" w:cs="Segoe UI"/>
+          <w:color w:val="121212"/>
+          <w:vertAlign w:val="superscript"/>
+        </w:rPr>
+        <w:t>th</w:t>
+      </w:r>
+      <w:r>
+        <w:rPr>
+          <w:rFonts w:ascii="Segoe UI" w:hAnsi="Segoe UI" w:cs="Segoe UI"/>
+          <w:color w:val="121212"/>
+        </w:rPr>
+        <w:t xml:space="preserve"> period only.</w:t>
+      </w:r>
+    </w:p>
+    <w:p>
+      <w:pPr>
+        <w:pStyle w:val="whitespace-pre-wrap"/>
+        <w:shd w:val="clear" w:color="auto" w:fill="EFEEEB"/>
+        <w:spacing w:before="0" w:beforeAutospacing="0" w:after="0" w:afterAutospacing="0"/>
+        <w:rPr>
+          <w:rFonts w:ascii="Segoe UI" w:hAnsi="Segoe UI" w:cs="Segoe UI"/>
+          <w:color w:val="121212"/>
+        </w:rPr>
+      </w:pPr>
+      <w:r>
+        <w:rPr>
+          <w:rFonts w:ascii="Segoe UI" w:hAnsi="Segoe UI" w:cs="Segoe UI"/>
+          <w:color w:val="121212"/>
+        </w:rPr>
+        <w:t>13. Allot 7</w:t>
+      </w:r>
+      <w:r>
+        <w:rPr>
+          <w:rFonts w:ascii="Segoe UI" w:hAnsi="Segoe UI" w:cs="Segoe UI"/>
+          <w:color w:val="121212"/>
+          <w:vertAlign w:val="superscript"/>
+        </w:rPr>
+        <w:t>th</w:t>
+      </w:r>
+      <w:r>
+        <w:rPr>
+          <w:rFonts w:ascii="Segoe UI" w:hAnsi="Segoe UI" w:cs="Segoe UI"/>
+          <w:color w:val="121212"/>
+        </w:rPr>
+        <w:t xml:space="preserve"> Period to P.E.T for Class 1(A)</w:t>
+      </w:r>
+      <w:r>
+        <w:rPr>
+          <w:rFonts w:ascii="Segoe UI" w:hAnsi="Segoe UI" w:cs="Segoe UI"/>
+          <w:color w:val="121212"/>
+        </w:rPr>
+        <w:t>.</w:t>
       </w:r>
     </w:p>
     <w:p>

--- a/NRHS/Requirements/AI_Instructions.docx
+++ b/NRHS/Requirements/AI_Instructions.docx
@@ -587,7 +587,14 @@
           <w:rFonts w:ascii="Segoe UI" w:hAnsi="Segoe UI" w:cs="Segoe UI"/>
           <w:color w:val="121212"/>
         </w:rPr>
-        <w:t xml:space="preserve">      11.There is no Study Hour for Classes 8,9 &amp; 10.Can allot classes to Gowtham, Riya &amp; Sunitha.</w:t>
+        <w:t xml:space="preserve">      11.There is no Study Hour for Classes 8,9 &amp; 10.Can allot classes to Gowtham, Riya &amp; Sunitha</w:t>
+      </w:r>
+      <w:r>
+        <w:rPr>
+          <w:rFonts w:ascii="Segoe UI" w:hAnsi="Segoe UI" w:cs="Segoe UI"/>
+          <w:color w:val="121212"/>
+        </w:rPr>
+        <w:t>.</w:t>
       </w:r>
     </w:p>
     <w:p>
@@ -661,6 +668,39 @@
           <w:color w:val="121212"/>
         </w:rPr>
         <w:t>.</w:t>
+      </w:r>
+    </w:p>
+    <w:p>
+      <w:pPr>
+        <w:pStyle w:val="whitespace-pre-wrap"/>
+        <w:shd w:val="clear" w:color="auto" w:fill="EFEEEB"/>
+        <w:spacing w:before="0" w:beforeAutospacing="0" w:after="0" w:afterAutospacing="0"/>
+        <w:rPr>
+          <w:rFonts w:ascii="Segoe UI" w:hAnsi="Segoe UI" w:cs="Segoe UI"/>
+          <w:color w:val="121212"/>
+        </w:rPr>
+      </w:pPr>
+      <w:r>
+        <w:rPr>
+          <w:rFonts w:ascii="Segoe UI" w:hAnsi="Segoe UI" w:cs="Segoe UI"/>
+          <w:color w:val="121212"/>
+        </w:rPr>
+        <w:t>14.The total periods for 8/9/10 are 47.No 8</w:t>
+      </w:r>
+      <w:r>
+        <w:rPr>
+          <w:rFonts w:ascii="Segoe UI" w:hAnsi="Segoe UI" w:cs="Segoe UI"/>
+          <w:color w:val="121212"/>
+          <w:vertAlign w:val="superscript"/>
+        </w:rPr>
+        <w:t>th</w:t>
+      </w:r>
+      <w:r>
+        <w:rPr>
+          <w:rFonts w:ascii="Segoe UI" w:hAnsi="Segoe UI" w:cs="Segoe UI"/>
+          <w:color w:val="121212"/>
+        </w:rPr>
+        <w:t xml:space="preserve"> period on Saturday.</w:t>
       </w:r>
     </w:p>
     <w:p>
